--- a/CerealeHUB_Documentazione.docx
+++ b/CerealeHUB_Documentazione.docx
@@ -241,12 +241,6 @@
         <w:gridCol w:w="6360"/>
       </w:tblGrid>
       <w:tr>
-        <w:tblPrEx>
-          <w:tblCellMar>
-            <w:top w:w="0" w:type="dxa"/>
-            <w:bottom w:w="0" w:type="dxa"/>
-          </w:tblCellMar>
-        </w:tblPrEx>
         <w:tc>
           <w:tcPr>
             <w:tcW w:w="3000" w:type="dxa"/>
@@ -319,12 +313,6 @@
         </w:tc>
       </w:tr>
       <w:tr>
-        <w:tblPrEx>
-          <w:tblCellMar>
-            <w:top w:w="0" w:type="dxa"/>
-            <w:bottom w:w="0" w:type="dxa"/>
-          </w:tblCellMar>
-        </w:tblPrEx>
         <w:tc>
           <w:tcPr>
             <w:tcW w:w="3000" w:type="dxa"/>
@@ -410,12 +398,6 @@
         </w:tc>
       </w:tr>
       <w:tr>
-        <w:tblPrEx>
-          <w:tblCellMar>
-            <w:top w:w="0" w:type="dxa"/>
-            <w:bottom w:w="0" w:type="dxa"/>
-          </w:tblCellMar>
-        </w:tblPrEx>
         <w:tc>
           <w:tcPr>
             <w:tcW w:w="3000" w:type="dxa"/>
@@ -490,12 +472,6 @@
         </w:tc>
       </w:tr>
       <w:tr>
-        <w:tblPrEx>
-          <w:tblCellMar>
-            <w:top w:w="0" w:type="dxa"/>
-            <w:bottom w:w="0" w:type="dxa"/>
-          </w:tblCellMar>
-        </w:tblPrEx>
         <w:tc>
           <w:tcPr>
             <w:tcW w:w="3000" w:type="dxa"/>
@@ -580,86 +556,6 @@
           </w:p>
         </w:tc>
       </w:tr>
-      <w:tr>
-        <w:tblPrEx>
-          <w:tblCellMar>
-            <w:top w:w="0" w:type="dxa"/>
-            <w:bottom w:w="0" w:type="dxa"/>
-          </w:tblCellMar>
-        </w:tblPrEx>
-        <w:tc>
-          <w:tcPr>
-            <w:tcW w:w="3000" w:type="dxa"/>
-            <w:tcBorders>
-              <w:top w:val="single" w:sz="1" w:space="0" w:color="CCCCCC"/>
-              <w:left w:val="single" w:sz="1" w:space="0" w:color="CCCCCC"/>
-              <w:bottom w:val="single" w:sz="1" w:space="0" w:color="CCCCCC"/>
-              <w:right w:val="single" w:sz="1" w:space="0" w:color="CCCCCC"/>
-            </w:tcBorders>
-            <w:shd w:val="clear" w:color="auto" w:fill="D9E2F3"/>
-            <w:tcMar>
-              <w:top w:w="80" w:type="dxa"/>
-              <w:left w:w="120" w:type="dxa"/>
-              <w:bottom w:w="80" w:type="dxa"/>
-              <w:right w:w="120" w:type="dxa"/>
-            </w:tcMar>
-          </w:tcPr>
-          <w:p>
-            <w:pPr>
-              <w:rPr>
-                <w:rFonts w:asciiTheme="minorHAnsi" w:hAnsiTheme="minorHAnsi" w:cstheme="minorHAnsi"/>
-                <w:sz w:val="28"/>
-              </w:rPr>
-            </w:pPr>
-            <w:r>
-              <w:rPr>
-                <w:rFonts w:asciiTheme="minorHAnsi" w:hAnsiTheme="minorHAnsi" w:cstheme="minorHAnsi"/>
-                <w:b/>
-                <w:bCs/>
-                <w:color w:val="000000"/>
-                <w:sz w:val="28"/>
-                <w:szCs w:val="20"/>
-              </w:rPr>
-              <w:t>Versione</w:t>
-            </w:r>
-          </w:p>
-        </w:tc>
-        <w:tc>
-          <w:tcPr>
-            <w:tcW w:w="6360" w:type="dxa"/>
-            <w:tcBorders>
-              <w:top w:val="single" w:sz="1" w:space="0" w:color="CCCCCC"/>
-              <w:left w:val="single" w:sz="1" w:space="0" w:color="CCCCCC"/>
-              <w:bottom w:val="single" w:sz="1" w:space="0" w:color="CCCCCC"/>
-              <w:right w:val="single" w:sz="1" w:space="0" w:color="CCCCCC"/>
-            </w:tcBorders>
-            <w:shd w:val="clear" w:color="auto" w:fill="FFFFFF"/>
-            <w:tcMar>
-              <w:top w:w="80" w:type="dxa"/>
-              <w:left w:w="120" w:type="dxa"/>
-              <w:bottom w:w="80" w:type="dxa"/>
-              <w:right w:w="120" w:type="dxa"/>
-            </w:tcMar>
-          </w:tcPr>
-          <w:p>
-            <w:pPr>
-              <w:rPr>
-                <w:rFonts w:asciiTheme="minorHAnsi" w:hAnsiTheme="minorHAnsi" w:cstheme="minorHAnsi"/>
-                <w:sz w:val="28"/>
-              </w:rPr>
-            </w:pPr>
-            <w:r>
-              <w:rPr>
-                <w:rFonts w:asciiTheme="minorHAnsi" w:hAnsiTheme="minorHAnsi" w:cstheme="minorHAnsi"/>
-                <w:color w:val="000000"/>
-                <w:sz w:val="28"/>
-                <w:szCs w:val="20"/>
-              </w:rPr>
-              <w:t>1.0 — Aprile 2026</w:t>
-            </w:r>
-          </w:p>
-        </w:tc>
-      </w:tr>
     </w:tbl>
     <w:p>
       <w:pPr>
@@ -736,14 +632,7 @@
           <w:rFonts w:asciiTheme="minorHAnsi" w:hAnsiTheme="minorHAnsi" w:cstheme="minorHAnsi"/>
           <w:sz w:val="28"/>
         </w:rPr>
-        <w:t xml:space="preserve"> Java </w:t>
-      </w:r>
-      <w:r>
-        <w:rPr>
-          <w:rFonts w:asciiTheme="minorHAnsi" w:hAnsiTheme="minorHAnsi" w:cstheme="minorHAnsi"/>
-          <w:sz w:val="28"/>
-        </w:rPr>
-        <w:t>che simula un sistema logistico per la gestione di pacchi e spedizioni. Il sistema è pensato come una piattaforma centrale che mette in comunicazione tre tipi di attori:</w:t>
+        <w:t xml:space="preserve"> Java che simula un sistema logistico per la gestione di pacchi e spedizioni. Il sistema è pensato come una piattaforma centrale che mette in comunicazione tre tipi di attori:</w:t>
       </w:r>
     </w:p>
     <w:p>
@@ -764,14 +653,7 @@
           <w:rFonts w:asciiTheme="minorHAnsi" w:hAnsiTheme="minorHAnsi" w:cstheme="minorHAnsi"/>
           <w:sz w:val="28"/>
         </w:rPr>
-        <w:t>Utenti: creano e monitorano i propri pacchi da spe</w:t>
-      </w:r>
-      <w:r>
-        <w:rPr>
-          <w:rFonts w:asciiTheme="minorHAnsi" w:hAnsiTheme="minorHAnsi" w:cstheme="minorHAnsi"/>
-          <w:sz w:val="28"/>
-        </w:rPr>
-        <w:t>dire.</w:t>
+        <w:t>Utenti: creano e monitorano i propri pacchi da spedire.</w:t>
       </w:r>
     </w:p>
     <w:p>
@@ -838,14 +720,7 @@
           <w:rFonts w:asciiTheme="minorHAnsi" w:hAnsiTheme="minorHAnsi" w:cstheme="minorHAnsi"/>
           <w:sz w:val="28"/>
         </w:rPr>
-        <w:t>Il progetto mette in pratica i concett</w:t>
-      </w:r>
-      <w:r>
-        <w:rPr>
-          <w:rFonts w:asciiTheme="minorHAnsi" w:hAnsiTheme="minorHAnsi" w:cstheme="minorHAnsi"/>
-          <w:sz w:val="28"/>
-        </w:rPr>
-        <w:t xml:space="preserve">i fondamentali della programmazione orientata agli oggetti: ereditarietà, polimorfismo, classi astratte, eccezioni personalizzate e l'uso di strutture dati della Java </w:t>
+        <w:t xml:space="preserve">Il progetto mette in pratica i concetti fondamentali della programmazione orientata agli oggetti: ereditarietà, polimorfismo, classi astratte, eccezioni personalizzate e l'uso di strutture dati della Java </w:t>
       </w:r>
       <w:proofErr w:type="spellStart"/>
       <w:r>
@@ -926,15 +801,7 @@
           <w:sz w:val="28"/>
           <w:szCs w:val="28"/>
         </w:rPr>
-        <w:t>Il programma è organizzato in</w:t>
-      </w:r>
-      <w:r>
-        <w:rPr>
-          <w:rFonts w:asciiTheme="minorHAnsi" w:hAnsiTheme="minorHAnsi" w:cstheme="minorHAnsi"/>
-          <w:sz w:val="28"/>
-          <w:szCs w:val="28"/>
-        </w:rPr>
-        <w:t xml:space="preserve"> tre package principali, più una classe principale e una di gestione:</w:t>
+        <w:t>Il programma è organizzato in tre package principali, più una classe principale e una di gestione:</w:t>
       </w:r>
     </w:p>
     <w:p>
@@ -1311,15 +1178,7 @@
           <w:sz w:val="28"/>
           <w:szCs w:val="28"/>
         </w:rPr>
-        <w:t xml:space="preserve">— eccezione personalizzata per </w:t>
-      </w:r>
-      <w:r>
-        <w:rPr>
-          <w:rFonts w:asciiTheme="minorHAnsi" w:hAnsiTheme="minorHAnsi" w:cstheme="minorHAnsi"/>
-          <w:sz w:val="28"/>
-          <w:szCs w:val="28"/>
-        </w:rPr>
-        <w:t>errori sui pacchi.</w:t>
+        <w:t>— eccezione personalizzata per errori sui pacchi.</w:t>
       </w:r>
     </w:p>
     <w:p>
@@ -1461,15 +1320,7 @@
           <w:sz w:val="28"/>
           <w:szCs w:val="28"/>
         </w:rPr>
-        <w:t xml:space="preserve"> di pac</w:t>
-      </w:r>
-      <w:r>
-        <w:rPr>
-          <w:rFonts w:asciiTheme="minorHAnsi" w:hAnsiTheme="minorHAnsi" w:cstheme="minorHAnsi"/>
-          <w:sz w:val="28"/>
-          <w:szCs w:val="28"/>
-        </w:rPr>
-        <w:t>chi assegnati.</w:t>
+        <w:t xml:space="preserve"> di pacchi assegnati.</w:t>
       </w:r>
     </w:p>
     <w:p>
@@ -1617,15 +1468,7 @@
           <w:sz w:val="28"/>
           <w:szCs w:val="28"/>
         </w:rPr>
-        <w:t xml:space="preserve">— punto di ingresso; gestisce i menu interattivi </w:t>
-      </w:r>
-      <w:r>
-        <w:rPr>
-          <w:rFonts w:asciiTheme="minorHAnsi" w:hAnsiTheme="minorHAnsi" w:cstheme="minorHAnsi"/>
-          <w:sz w:val="28"/>
-          <w:szCs w:val="28"/>
-        </w:rPr>
-        <w:t>per i tre tipi di utente.</w:t>
+        <w:t>— punto di ingresso; gestisce i menu interattivi per i tre tipi di utente.</w:t>
       </w:r>
     </w:p>
     <w:p>
@@ -1686,12 +1529,6 @@
         <w:gridCol w:w="6360"/>
       </w:tblGrid>
       <w:tr>
-        <w:tblPrEx>
-          <w:tblCellMar>
-            <w:top w:w="0" w:type="dxa"/>
-            <w:bottom w:w="0" w:type="dxa"/>
-          </w:tblCellMar>
-        </w:tblPrEx>
         <w:tc>
           <w:tcPr>
             <w:tcW w:w="3000" w:type="dxa"/>
@@ -1764,12 +1601,6 @@
         </w:tc>
       </w:tr>
       <w:tr>
-        <w:tblPrEx>
-          <w:tblCellMar>
-            <w:top w:w="0" w:type="dxa"/>
-            <w:bottom w:w="0" w:type="dxa"/>
-          </w:tblCellMar>
-        </w:tblPrEx>
         <w:tc>
           <w:tcPr>
             <w:tcW w:w="3000" w:type="dxa"/>
@@ -1846,12 +1677,6 @@
         </w:tc>
       </w:tr>
       <w:tr>
-        <w:tblPrEx>
-          <w:tblCellMar>
-            <w:top w:w="0" w:type="dxa"/>
-            <w:bottom w:w="0" w:type="dxa"/>
-          </w:tblCellMar>
-        </w:tblPrEx>
         <w:tc>
           <w:tcPr>
             <w:tcW w:w="3000" w:type="dxa"/>
@@ -1972,12 +1797,6 @@
         </w:tc>
       </w:tr>
       <w:tr>
-        <w:tblPrEx>
-          <w:tblCellMar>
-            <w:top w:w="0" w:type="dxa"/>
-            <w:bottom w:w="0" w:type="dxa"/>
-          </w:tblCellMar>
-        </w:tblPrEx>
         <w:tc>
           <w:tcPr>
             <w:tcW w:w="3000" w:type="dxa"/>
@@ -2052,12 +1871,6 @@
         </w:tc>
       </w:tr>
       <w:tr>
-        <w:tblPrEx>
-          <w:tblCellMar>
-            <w:top w:w="0" w:type="dxa"/>
-            <w:bottom w:w="0" w:type="dxa"/>
-          </w:tblCellMar>
-        </w:tblPrEx>
         <w:tc>
           <w:tcPr>
             <w:tcW w:w="3000" w:type="dxa"/>
@@ -2132,12 +1945,6 @@
         </w:tc>
       </w:tr>
       <w:tr>
-        <w:tblPrEx>
-          <w:tblCellMar>
-            <w:top w:w="0" w:type="dxa"/>
-            <w:bottom w:w="0" w:type="dxa"/>
-          </w:tblCellMar>
-        </w:tblPrEx>
         <w:tc>
           <w:tcPr>
             <w:tcW w:w="3000" w:type="dxa"/>
@@ -2212,12 +2019,6 @@
         </w:tc>
       </w:tr>
       <w:tr>
-        <w:tblPrEx>
-          <w:tblCellMar>
-            <w:top w:w="0" w:type="dxa"/>
-            <w:bottom w:w="0" w:type="dxa"/>
-          </w:tblCellMar>
-        </w:tblPrEx>
         <w:tc>
           <w:tcPr>
             <w:tcW w:w="3000" w:type="dxa"/>
@@ -2314,12 +2115,6 @@
         </w:tc>
       </w:tr>
       <w:tr>
-        <w:tblPrEx>
-          <w:tblCellMar>
-            <w:top w:w="0" w:type="dxa"/>
-            <w:bottom w:w="0" w:type="dxa"/>
-          </w:tblCellMar>
-        </w:tblPrEx>
         <w:tc>
           <w:tcPr>
             <w:tcW w:w="3000" w:type="dxa"/>
@@ -2569,14 +2364,7 @@
           <w:rFonts w:asciiTheme="minorHAnsi" w:hAnsiTheme="minorHAnsi" w:cstheme="minorHAnsi"/>
           <w:sz w:val="28"/>
         </w:rPr>
-        <w:t xml:space="preserve"> implem</w:t>
-      </w:r>
-      <w:r>
-        <w:rPr>
-          <w:rFonts w:asciiTheme="minorHAnsi" w:hAnsiTheme="minorHAnsi" w:cstheme="minorHAnsi"/>
-          <w:sz w:val="28"/>
-        </w:rPr>
-        <w:t xml:space="preserve">enta </w:t>
+        <w:t xml:space="preserve"> implementa </w:t>
       </w:r>
       <w:proofErr w:type="spellStart"/>
       <w:r>
@@ -2931,14 +2719,7 @@
           <w:rFonts w:asciiTheme="minorHAnsi" w:hAnsiTheme="minorHAnsi" w:cstheme="minorHAnsi"/>
           <w:sz w:val="28"/>
         </w:rPr>
-        <w:t xml:space="preserve"> come storico delle spedizioni. La chiave è la matricola del corriere, il valore è la lista di pacch</w:t>
-      </w:r>
-      <w:r>
-        <w:rPr>
-          <w:rFonts w:asciiTheme="minorHAnsi" w:hAnsiTheme="minorHAnsi" w:cstheme="minorHAnsi"/>
-          <w:sz w:val="28"/>
-        </w:rPr>
-        <w:t>i che gli sono stati assegnati. La scelta è motivata da:</w:t>
+        <w:t xml:space="preserve"> come storico delle spedizioni. La chiave è la matricola del corriere, il valore è la lista di pacchi che gli sono stati assegnati. La scelta è motivata da:</w:t>
       </w:r>
     </w:p>
     <w:p>
@@ -3017,14 +2798,7 @@
           <w:rFonts w:asciiTheme="minorHAnsi" w:hAnsiTheme="minorHAnsi" w:cstheme="minorHAnsi"/>
           <w:sz w:val="28"/>
         </w:rPr>
-        <w:t>È ideale per aggregare dati per chiave (matric</w:t>
-      </w:r>
-      <w:r>
-        <w:rPr>
-          <w:rFonts w:asciiTheme="minorHAnsi" w:hAnsiTheme="minorHAnsi" w:cstheme="minorHAnsi"/>
-          <w:sz w:val="28"/>
-        </w:rPr>
-        <w:t>ola → lista pacchi).</w:t>
+        <w:t>È ideale per aggregare dati per chiave (matricola → lista pacchi).</w:t>
       </w:r>
     </w:p>
     <w:p>
@@ -3105,14 +2879,7 @@
           <w:rFonts w:asciiTheme="minorHAnsi" w:hAnsiTheme="minorHAnsi" w:cstheme="minorHAnsi"/>
           <w:sz w:val="28"/>
         </w:rPr>
-        <w:t xml:space="preserve"> applica automaticamente le regole di prezzo: +10€ se il peso</w:t>
-      </w:r>
-      <w:r>
-        <w:rPr>
-          <w:rFonts w:asciiTheme="minorHAnsi" w:hAnsiTheme="minorHAnsi" w:cstheme="minorHAnsi"/>
-          <w:sz w:val="28"/>
-        </w:rPr>
-        <w:t xml:space="preserve"> supera 50 kg, -5€ se il tipo è PREMIUM.</w:t>
+        <w:t xml:space="preserve"> applica automaticamente le regole di prezzo: +10€ se il peso supera 50 kg, -5€ se il tipo è PREMIUM.</w:t>
       </w:r>
     </w:p>
     <w:p>
@@ -3258,28 +3025,7 @@
           <w:rFonts w:asciiTheme="minorHAnsi" w:hAnsiTheme="minorHAnsi" w:cstheme="minorHAnsi"/>
           <w:sz w:val="28"/>
         </w:rPr>
-        <w:t>() distribuisce i pacchi ai corrieri a turno. Se un corriere ha il furgone pieno (capacità massima: 15 pa</w:t>
-      </w:r>
-      <w:r>
-        <w:rPr>
-          <w:rFonts w:asciiTheme="minorHAnsi" w:hAnsiTheme="minorHAnsi" w:cstheme="minorHAnsi"/>
-          <w:sz w:val="28"/>
-        </w:rPr>
-        <w:t>cchi), viene saltato. L</w:t>
-      </w:r>
-      <w:r>
-        <w:rPr>
-          <w:rFonts w:asciiTheme="minorHAnsi" w:hAnsiTheme="minorHAnsi" w:cstheme="minorHAnsi"/>
-          <w:sz w:val="28"/>
-        </w:rPr>
-        <w:t>'</w:t>
-      </w:r>
-      <w:r>
-        <w:rPr>
-          <w:rFonts w:asciiTheme="minorHAnsi" w:hAnsiTheme="minorHAnsi" w:cstheme="minorHAnsi"/>
-          <w:sz w:val="28"/>
-        </w:rPr>
-        <w:t>algoritmo conta i tentativi falliti e si ferma se tutti i corrieri sono pieni, stampando un avviso con il numero di pacchi rimasti.</w:t>
+        <w:t>() distribuisce i pacchi ai corrieri a turno. Se un corriere ha il furgone pieno (capacità massima: 15 pacchi), viene saltato. L'algoritmo conta i tentativi falliti e si ferma se tutti i corrieri sono pieni, stampando un avviso con il numero di pacchi rimasti.</w:t>
       </w:r>
     </w:p>
     <w:p>
@@ -3343,14 +3089,7 @@
           <w:rFonts w:asciiTheme="minorHAnsi" w:hAnsiTheme="minorHAnsi" w:cstheme="minorHAnsi"/>
           <w:sz w:val="28"/>
         </w:rPr>
-        <w:t>: viene estratto il</w:t>
-      </w:r>
-      <w:r>
-        <w:rPr>
-          <w:rFonts w:asciiTheme="minorHAnsi" w:hAnsiTheme="minorHAnsi" w:cstheme="minorHAnsi"/>
-          <w:sz w:val="28"/>
-        </w:rPr>
-        <w:t xml:space="preserve"> pacco con priorità più alta (PREMIUM prima di STANDARD). Lo stato viene aggiornato a CONSEGNATO e viene mostrato il dettaglio del pacco e lo spazio rimanente nel furgone.</w:t>
+        <w:t>: viene estratto il pacco con priorità più alta (PREMIUM prima di STANDARD). Lo stato viene aggiornato a CONSEGNATO e viene mostrato il dettaglio del pacco e lo spazio rimanente nel furgone.</w:t>
       </w:r>
     </w:p>
     <w:p>
@@ -3382,42 +3121,7 @@
           <w:rFonts w:asciiTheme="minorHAnsi" w:hAnsiTheme="minorHAnsi" w:cstheme="minorHAnsi"/>
           <w:sz w:val="28"/>
         </w:rPr>
-        <w:t xml:space="preserve">Ogni nuovo Corriere riceve una matricola generata </w:t>
-      </w:r>
-      <w:r>
-        <w:rPr>
-          <w:rFonts w:asciiTheme="minorHAnsi" w:hAnsiTheme="minorHAnsi" w:cstheme="minorHAnsi"/>
-          <w:sz w:val="28"/>
-        </w:rPr>
-        <w:t xml:space="preserve">automaticamente nel formato AA01, AA02, </w:t>
-      </w:r>
-      <w:r>
-        <w:rPr>
-          <w:rFonts w:asciiTheme="minorHAnsi" w:hAnsiTheme="minorHAnsi" w:cstheme="minorHAnsi"/>
-          <w:sz w:val="28"/>
-        </w:rPr>
-        <w:t>...</w:t>
-      </w:r>
-      <w:r>
-        <w:rPr>
-          <w:rFonts w:asciiTheme="minorHAnsi" w:hAnsiTheme="minorHAnsi" w:cstheme="minorHAnsi"/>
-          <w:sz w:val="28"/>
-        </w:rPr>
-        <w:t>, AA99, AB01, ecc. Il contatore statico garantisce l</w:t>
-      </w:r>
-      <w:r>
-        <w:rPr>
-          <w:rFonts w:asciiTheme="minorHAnsi" w:hAnsiTheme="minorHAnsi" w:cstheme="minorHAnsi"/>
-          <w:sz w:val="28"/>
-        </w:rPr>
-        <w:t>'</w:t>
-      </w:r>
-      <w:r>
-        <w:rPr>
-          <w:rFonts w:asciiTheme="minorHAnsi" w:hAnsiTheme="minorHAnsi" w:cstheme="minorHAnsi"/>
-          <w:sz w:val="28"/>
-        </w:rPr>
-        <w:t>unicità tra istanze.</w:t>
+        <w:t>Ogni nuovo Corriere riceve una matricola generata automaticamente nel formato AA01, AA02, ..., AA99, AB01, ecc. Il contatore statico garantisce l'unicità tra istanze.</w:t>
       </w:r>
     </w:p>
     <w:p>
@@ -3476,12 +3180,6 @@
         <w:gridCol w:w="5360"/>
       </w:tblGrid>
       <w:tr>
-        <w:tblPrEx>
-          <w:tblCellMar>
-            <w:top w:w="0" w:type="dxa"/>
-            <w:bottom w:w="0" w:type="dxa"/>
-          </w:tblCellMar>
-        </w:tblPrEx>
         <w:tc>
           <w:tcPr>
             <w:tcW w:w="4000" w:type="dxa"/>
@@ -3556,12 +3254,6 @@
         </w:tc>
       </w:tr>
       <w:tr>
-        <w:tblPrEx>
-          <w:tblCellMar>
-            <w:top w:w="0" w:type="dxa"/>
-            <w:bottom w:w="0" w:type="dxa"/>
-          </w:tblCellMar>
-        </w:tblPrEx>
         <w:tc>
           <w:tcPr>
             <w:tcW w:w="4000" w:type="dxa"/>
@@ -3676,12 +3368,6 @@
         </w:tc>
       </w:tr>
       <w:tr>
-        <w:tblPrEx>
-          <w:tblCellMar>
-            <w:top w:w="0" w:type="dxa"/>
-            <w:bottom w:w="0" w:type="dxa"/>
-          </w:tblCellMar>
-        </w:tblPrEx>
         <w:tc>
           <w:tcPr>
             <w:tcW w:w="4000" w:type="dxa"/>
@@ -3830,12 +3516,6 @@
         </w:tc>
       </w:tr>
       <w:tr>
-        <w:tblPrEx>
-          <w:tblCellMar>
-            <w:top w:w="0" w:type="dxa"/>
-            <w:bottom w:w="0" w:type="dxa"/>
-          </w:tblCellMar>
-        </w:tblPrEx>
         <w:tc>
           <w:tcPr>
             <w:tcW w:w="4000" w:type="dxa"/>
@@ -3950,12 +3630,6 @@
         </w:tc>
       </w:tr>
       <w:tr>
-        <w:tblPrEx>
-          <w:tblCellMar>
-            <w:top w:w="0" w:type="dxa"/>
-            <w:bottom w:w="0" w:type="dxa"/>
-          </w:tblCellMar>
-        </w:tblPrEx>
         <w:tc>
           <w:tcPr>
             <w:tcW w:w="4000" w:type="dxa"/>
@@ -4210,7 +3884,7 @@
         <w:rPr>
           <w:noProof/>
         </w:rPr>
-        <w:t>8</w:t>
+        <w:t>2</w:t>
       </w:r>
     </w:fldSimple>
   </w:p>
@@ -4548,6 +4222,7 @@
   <w:style w:type="paragraph" w:default="1" w:styleId="Normale">
     <w:name w:val="Normal"/>
     <w:qFormat/>
+    <w:rsid w:val="00C851A3"/>
   </w:style>
   <w:style w:type="character" w:default="1" w:styleId="Carpredefinitoparagrafo">
     <w:name w:val="Default Paragraph Font"/>
